--- a/courts/second-circuit/connecticut/state/supreme-court/amicus-brief/usage/OUTPUT-amicus-brief.docx
+++ b/courts/second-circuit/connecticut/state/supreme-court/amicus-brief/usage/OUTPUT-amicus-brief.docx
@@ -590,9 +590,7 @@
               <w:t xml:space="preserve"> </w:t>
             </w:r>
             <w:r>
-              <w:t xml:space="preserve">06520</w:t>
-              <w:noBreakHyphen/>
-              <w:t xml:space="preserve">9090</w:t>
+              <w:t xml:space="preserve">06520-⁠9090</w:t>
             </w:r>
           </w:p>
           <w:p>
@@ -614,9 +612,7 @@
               <w:t xml:space="preserve"> </w:t>
             </w:r>
             <w:r>
-              <w:t xml:space="preserve">432</w:t>
-              <w:noBreakHyphen/>
-              <w:t xml:space="preserve">4806</w:t>
+              <w:t xml:space="preserve">432-⁠4806</w:t>
             </w:r>
           </w:p>
           <w:p>
@@ -2403,9 +2399,7 @@
         <w:t xml:space="preserve"> </w:t>
       </w:r>
       <w:r>
-        <w:t xml:space="preserve">CV</w:t>
-        <w:noBreakHyphen/>
-        <w:t xml:space="preserve">980504488S,</w:t>
+        <w:t xml:space="preserve">CV-⁠980504488S,</w:t>
       </w:r>
       <w:r>
         <w:t xml:space="preserve"> </w:t>
@@ -2681,9 +2675,7 @@
         <w:t xml:space="preserve"> </w:t>
       </w:r>
       <w:r>
-        <w:t xml:space="preserve">BPH-CV18</w:t>
-        <w:noBreakHyphen/>
-        <w:t xml:space="preserve">6005426-S,</w:t>
+        <w:t xml:space="preserve">BPH-CV18-⁠6005426-S,</w:t>
       </w:r>
       <w:r>
         <w:t xml:space="preserve"> </w:t>
@@ -3410,9 +3402,7 @@
         <w:t xml:space="preserve"> </w:t>
       </w:r>
       <w:r>
-        <w:t xml:space="preserve">NNH-CV</w:t>
-        <w:noBreakHyphen/>
-        <w:t xml:space="preserve">106012228-S,</w:t>
+        <w:t xml:space="preserve">NNH-CV-⁠106012228-S,</w:t>
       </w:r>
       <w:r>
         <w:t xml:space="preserve"> </w:t>
@@ -3857,9 +3847,7 @@
         <w:t xml:space="preserve"> </w:t>
       </w:r>
       <w:r>
-        <w:t xml:space="preserve">NNH-CV11</w:t>
-        <w:noBreakHyphen/>
-        <w:t xml:space="preserve">6017210-S,</w:t>
+        <w:t xml:space="preserve">NNH-CV11-⁠6017210-S,</w:t>
       </w:r>
       <w:r>
         <w:t xml:space="preserve"> </w:t>
@@ -4477,9 +4465,7 @@
         <w:t xml:space="preserve"> </w:t>
       </w:r>
       <w:r>
-        <w:t xml:space="preserve">MMX-CV20</w:t>
-        <w:noBreakHyphen/>
-        <w:t xml:space="preserve">6028538-S,</w:t>
+        <w:t xml:space="preserve">MMX-CV20-⁠6028538-S,</w:t>
       </w:r>
       <w:r>
         <w:t xml:space="preserve"> </w:t>
@@ -4637,9 +4623,7 @@
         <w:t xml:space="preserve"> </w:t>
       </w:r>
       <w:r>
-        <w:t xml:space="preserve">42</w:t>
-        <w:noBreakHyphen/>
-        <w:t xml:space="preserve">110b(a)</w:t>
+        <w:t xml:space="preserve">42-⁠110b(a)</w:t>
       </w:r>
       <w:r>
         <w:t xml:space="preserve">   </w:t>
@@ -4679,9 +4663,7 @@
         <w:t xml:space="preserve"> </w:t>
       </w:r>
       <w:r>
-        <w:t xml:space="preserve">42</w:t>
-        <w:noBreakHyphen/>
-        <w:t xml:space="preserve">110b(d)</w:t>
+        <w:t xml:space="preserve">42-⁠110b(d)</w:t>
       </w:r>
       <w:r>
         <w:t xml:space="preserve">   </w:t>
@@ -4721,9 +4703,7 @@
         <w:t xml:space="preserve"> </w:t>
       </w:r>
       <w:r>
-        <w:t xml:space="preserve">42</w:t>
-        <w:noBreakHyphen/>
-        <w:t xml:space="preserve">110g(a)</w:t>
+        <w:t xml:space="preserve">42-⁠110g(a)</w:t>
       </w:r>
       <w:r>
         <w:t xml:space="preserve">   </w:t>
@@ -4763,9 +4743,7 @@
         <w:t xml:space="preserve"> </w:t>
       </w:r>
       <w:r>
-        <w:t xml:space="preserve">42</w:t>
-        <w:noBreakHyphen/>
-        <w:t xml:space="preserve">110g(d)</w:t>
+        <w:t xml:space="preserve">42-⁠110g(d)</w:t>
       </w:r>
       <w:r>
         <w:t xml:space="preserve">   </w:t>
@@ -4805,9 +4783,7 @@
         <w:t xml:space="preserve"> </w:t>
       </w:r>
       <w:r>
-        <w:t xml:space="preserve">52</w:t>
-        <w:noBreakHyphen/>
-        <w:t xml:space="preserve">571h</w:t>
+        <w:t xml:space="preserve">52-⁠571h</w:t>
       </w:r>
       <w:r>
         <w:t xml:space="preserve">   </w:t>
@@ -4853,9 +4829,7 @@
         <w:t xml:space="preserve"> </w:t>
       </w:r>
       <w:r>
-        <w:t xml:space="preserve">76</w:t>
-        <w:noBreakHyphen/>
-        <w:t xml:space="preserve">303</w:t>
+        <w:t xml:space="preserve">76-⁠303</w:t>
       </w:r>
       <w:r>
         <w:t xml:space="preserve">   </w:t>
@@ -5095,9 +5069,7 @@
         <w:t xml:space="preserve"> </w:t>
       </w:r>
       <w:r>
-        <w:t xml:space="preserve">97-R</w:t>
-        <w:noBreakHyphen/>
-        <w:t xml:space="preserve">1140</w:t>
+        <w:t xml:space="preserve">97-R-⁠1140</w:t>
       </w:r>
       <w:r>
         <w:t xml:space="preserve"> </w:t>
@@ -5754,13 +5726,7 @@
         <w:t xml:space="preserve">v. FCW Law Offices</w:t>
       </w:r>
       <w:r>
-        <w:t xml:space="preserve">, Superior Court, judicial district of Middlesex, Docket No. MMX-CV20</w:t>
-      </w:r>
-      <w:r>
-        <w:noBreakHyphen/>
-      </w:r>
-      <w:r>
-        <w:t xml:space="preserve">6028538-S, 2023 WL 4322728 (Jun. 28, 2023), *3, aff’d in part, rev’d in part, 228 Conn. App. 1 (2024). The Appellate Court reversed the judgment with respect to the damages award, holding that the mandatory language of § 52-⁠571h entitled the plaintiff to treble damages under that statute.</w:t>
+        <w:t xml:space="preserve">, Superior Court, judicial district of Middlesex, Docket No. MMX-CV20-⁠6028538-S, 2023 WL 4322728 (Jun. 28, 2023), *3, aff’d in part, rev’d in part, 228 Conn. App. 1 (2024). The Appellate Court reversed the judgment with respect to the damages award, holding that the mandatory language of § 52-⁠571h entitled the plaintiff to treble damages under that statute.</w:t>
       </w:r>
       <w:r>
         <w:t xml:space="preserve"> </w:t>
@@ -6786,13 +6752,7 @@
         <w:t xml:space="preserve"> </w:t>
       </w:r>
       <w:r>
-        <w:t xml:space="preserve">Acts 1976, No. 76</w:t>
-      </w:r>
-      <w:r>
-        <w:noBreakHyphen/>
-      </w:r>
-      <w:r>
-        <w:t xml:space="preserve">303. Originally, CUTPA allowed courts to award costs and attorney fees</w:t>
+        <w:t xml:space="preserve">Acts 1976, No. 76-⁠303. Originally, CUTPA allowed courts to award costs and attorney fees</w:t>
       </w:r>
       <w:r>
         <w:t xml:space="preserve"> </w:t>
@@ -7224,13 +7184,7 @@
         <w:t xml:space="preserve"> </w:t>
       </w:r>
       <w:r>
-        <w:t xml:space="preserve">Statutes §§ 42-⁠110g(a) and 42</w:t>
-      </w:r>
-      <w:r>
-        <w:noBreakHyphen/>
-      </w:r>
-      <w:r>
-        <w:t xml:space="preserve">110g(d)</w:t>
+        <w:t xml:space="preserve">Statutes §§ 42-⁠110g(a) and 42-⁠110g(d)</w:t>
       </w:r>
       <w:r>
         <w:t xml:space="preserve">.</w:t>
@@ -7274,13 +7228,7 @@
         <w:t xml:space="preserve"> </w:t>
       </w:r>
       <w:r>
-        <w:t xml:space="preserve">Statutes §§ 42-⁠110g(d) (providing for award of costs and attorney fees) and 42</w:t>
-      </w:r>
-      <w:r>
-        <w:noBreakHyphen/>
-      </w:r>
-      <w:r>
-        <w:t xml:space="preserve">110g(a)</w:t>
+        <w:t xml:space="preserve">Statutes §§ 42-⁠110g(d) (providing for award of costs and attorney fees) and 42-⁠110g(a)</w:t>
       </w:r>
       <w:r>
         <w:t xml:space="preserve"> </w:t>
@@ -7333,13 +7281,7 @@
         <w:t xml:space="preserve"> </w:t>
       </w:r>
       <w:r>
-        <w:t xml:space="preserve">of Legislative Research, Research Report 97-R</w:t>
-      </w:r>
-      <w:r>
-        <w:noBreakHyphen/>
-      </w:r>
-      <w:r>
-        <w:t xml:space="preserve">1140 (Oct. 2, 2003) (listing 37 statutes that authorize punitive damages, 31 of which cap them either at a dollar amount or at a multiple of damages).</w:t>
+        <w:t xml:space="preserve">of Legislative Research, Research Report 97-R-⁠1140 (Oct. 2, 2003) (listing 37 statutes that authorize punitive damages, 31 of which cap them either at a dollar amount or at a multiple of damages).</w:t>
       </w:r>
       <w:r>
         <w:rPr>
@@ -8109,13 +8051,7 @@
         <w:t xml:space="preserve">v. Connecticut Valley Fitness Centers, Inc.</w:t>
       </w:r>
       <w:r>
-        <w:t xml:space="preserve">, Superior Court, judicial district of Hartford, Docket No. CV</w:t>
-      </w:r>
-      <w:r>
-        <w:noBreakHyphen/>
-      </w:r>
-      <w:r>
-        <w:t xml:space="preserve">980504488S, 2001 WL 1199840, *3 (Sept. 12, 2001) (</w:t>
+        <w:t xml:space="preserve">, Superior Court, judicial district of Hartford, Docket No. CV-⁠980504488S, 2001 WL 1199840, *3 (Sept. 12, 2001) (</w:t>
       </w:r>
       <w:r>
         <w:t xml:space="preserve">“[CUTPA] …[d]amages can be awarded even when there are other statutory remedies that plaintiff has access to. The existence of common law or other statutory remedies does not preclude recourse to CUTPA.”</w:t>
@@ -8503,13 +8439,7 @@
         <w:t xml:space="preserve">v. Daniels</w:t>
       </w:r>
       <w:r>
-        <w:t xml:space="preserve">, Superior Court, judicial district of Fairfield at Bridgeport, Housing Session, Docket No. BPH-CV18</w:t>
-      </w:r>
-      <w:r>
-        <w:noBreakHyphen/>
-      </w:r>
-      <w:r>
-        <w:t xml:space="preserve">6005426-S, 2019 WL 7497101, *7 (Oct. 21, 2019), aff’d, 208 Conn. App. 75 (2021). Similarly in</w:t>
+        <w:t xml:space="preserve">, Superior Court, judicial district of Fairfield at Bridgeport, Housing Session, Docket No. BPH-CV18-⁠6005426-S, 2019 WL 7497101, *7 (Oct. 21, 2019), aff’d, 208 Conn. App. 75 (2021). Similarly in</w:t>
       </w:r>
       <w:r>
         <w:t xml:space="preserve"> </w:t>
@@ -8536,13 +8466,7 @@
         <w:t xml:space="preserve">v. Mackeyboy Auto, LLC</w:t>
       </w:r>
       <w:r>
-        <w:t xml:space="preserve">, the plaintiffs alleged multiple types of damages arising from the defendant’s same underlying conduct. Superior Court, judicial district of New Haven, Docket No. NNH-CV11</w:t>
-      </w:r>
-      <w:r>
-        <w:noBreakHyphen/>
-      </w:r>
-      <w:r>
-        <w:t xml:space="preserve">6017210-S, 2013 WL 5879081, *1 (Oct. 11, 2013). Among the damages sought were treble damages pursuant to General Statutes § 52-⁠564 and punitive damages under CUTPA.</w:t>
+        <w:t xml:space="preserve">, the plaintiffs alleged multiple types of damages arising from the defendant’s same underlying conduct. Superior Court, judicial district of New Haven, Docket No. NNH-CV11-⁠6017210-S, 2013 WL 5879081, *1 (Oct. 11, 2013). Among the damages sought were treble damages pursuant to General Statutes § 52-⁠564 and punitive damages under CUTPA.</w:t>
       </w:r>
       <w:r>
         <w:t xml:space="preserve"> </w:t>
@@ -8639,13 +8563,7 @@
         <w:t xml:space="preserve">Id.</w:t>
       </w:r>
       <w:r>
-        <w:t xml:space="preserve">, *4</w:t>
-      </w:r>
-      <w:r>
-        <w:noBreakHyphen/>
-      </w:r>
-      <w:r>
-        <w:t xml:space="preserve">5. This was in addition to the award of treble damages under § 52-⁠564, along with other damages awards.</w:t>
+        <w:t xml:space="preserve">, *4-⁠5. This was in addition to the award of treble damages under § 52-⁠564, along with other damages awards.</w:t>
       </w:r>
       <w:r>
         <w:t xml:space="preserve"> </w:t>
@@ -8720,19 +8638,7 @@
         <w:t xml:space="preserve">v. Wallingford Mun. Federal Credit Union</w:t>
       </w:r>
       <w:r>
-        <w:t xml:space="preserve">, Superior Court, judicial district of New Haven, Docket No. NNH-CV10</w:t>
-      </w:r>
-      <w:r>
-        <w:noBreakHyphen/>
-      </w:r>
-      <w:r>
-        <w:t xml:space="preserve">6012228-S, 2013 WL 4734783, *14</w:t>
-      </w:r>
-      <w:r>
-        <w:noBreakHyphen/>
-      </w:r>
-      <w:r>
-        <w:t xml:space="preserve">15, 20 (Aug. 8, 2013) (awarding the plaintiff $41,403 in statutory theft treble damages and $41,403 in CUTPA punitives for the defendant’s unlawful seizure of plaintiff’s social security funds).</w:t>
+        <w:t xml:space="preserve">, Superior Court, judicial district of New Haven, Docket No. NNH-CV10-⁠6012228-S, 2013 WL 4734783, *14-⁠15, 20 (Aug. 8, 2013) (awarding the plaintiff $41,403 in statutory theft treble damages and $41,403 in CUTPA punitives for the defendant’s unlawful seizure of plaintiff’s social security funds).</w:t>
       </w:r>
     </w:p>
     <w:p>
@@ -9520,9 +9426,7 @@
               <w:t xml:space="preserve"> </w:t>
             </w:r>
             <w:r>
-              <w:t xml:space="preserve">06520</w:t>
-              <w:noBreakHyphen/>
-              <w:t xml:space="preserve">9090</w:t>
+              <w:t xml:space="preserve">06520-⁠9090</w:t>
             </w:r>
           </w:p>
           <w:p>
@@ -9538,9 +9442,7 @@
               <w:t xml:space="preserve"> </w:t>
             </w:r>
             <w:r>
-              <w:t xml:space="preserve">432</w:t>
-              <w:noBreakHyphen/>
-              <w:t xml:space="preserve">4806</w:t>
+              <w:t xml:space="preserve">432-⁠4806</w:t>
             </w:r>
           </w:p>
           <w:p>
@@ -9757,9 +9659,7 @@
         <w:t xml:space="preserve"> </w:t>
       </w:r>
       <w:r>
-        <w:t xml:space="preserve">67</w:t>
-        <w:noBreakHyphen/>
-        <w:t xml:space="preserve">3A</w:t>
+        <w:t xml:space="preserve">67-⁠3A</w:t>
       </w:r>
       <w:r>
         <w:t xml:space="preserve"> </w:t>
@@ -10342,9 +10242,7 @@
               <w:t xml:space="preserve"> </w:t>
             </w:r>
             <w:r>
-              <w:t xml:space="preserve">62</w:t>
-              <w:noBreakHyphen/>
-              <w:t xml:space="preserve">7.</w:t>
+              <w:t xml:space="preserve">62-⁠7.</w:t>
             </w:r>
           </w:p>
           <w:p>
@@ -10432,9 +10330,7 @@
               <w:t xml:space="preserve"> </w:t>
             </w:r>
             <w:r>
-              <w:t xml:space="preserve">62</w:t>
-              <w:noBreakHyphen/>
-              <w:t xml:space="preserve">7</w:t>
+              <w:t xml:space="preserve">62-⁠7</w:t>
             </w:r>
             <w:r>
               <w:t xml:space="preserve"> </w:t>
@@ -10673,13 +10569,7 @@
         <w:t xml:space="preserve">, 54 Conn. B.J. 388, 397 (1980) (</w:t>
       </w:r>
       <w:r>
-        <w:t xml:space="preserve">“Certainly the language of Section 42</w:t>
-      </w:r>
-      <w:r>
-        <w:noBreakHyphen/>
-      </w:r>
-      <w:r>
-        <w:t xml:space="preserve">110b of the CUTPA and Section 5 of the FTCA gives little guidance to the uninitiated.”</w:t>
+        <w:t xml:space="preserve">“Certainly the language of Section 42-⁠110b of the CUTPA and Section 5 of the FTCA gives little guidance to the uninitiated.”</w:t>
       </w:r>
       <w:r>
         <w:t xml:space="preserve">).</w:t>
@@ -11512,7 +11402,7 @@
     <w:qFormat/>
     <w:pPr>
       <w:keepLines/>
-      <w:spacing w:before="0" w:after="138" w:line="414" w:lineRule="exact"/>
+      <w:spacing w:before="44" w:after="138" w:line="414" w:lineRule="exact"/>
     </w:pPr>
     <w:rPr>
       <w:sz w:val="24"/>

--- a/courts/second-circuit/connecticut/state/supreme-court/amicus-brief/usage/OUTPUT-amicus-brief.docx
+++ b/courts/second-circuit/connecticut/state/supreme-court/amicus-brief/usage/OUTPUT-amicus-brief.docx
@@ -3574,7 +3574,7 @@
         <w:tab/>
       </w:r>
       <w:r>
-        <w:t xml:space="preserve">10</w:t>
+        <w:t xml:space="preserve">9</w:t>
       </w:r>
     </w:p>
     <w:p>
